--- a/public/smart-police/forms/บัญชีสำนวนการสอบสวน.docx
+++ b/public/smart-police/forms/บัญชีสำนวนการสอบสวน.docx
@@ -3764,14 +3764,14 @@
                 <w:color w:val="000000"/>
                 <w:cs/>
               </w:rPr>
-              <w:t xml:space="preserve">(ส ๕๖ </w:t>
+              <w:t xml:space="preserve"/>
             </w:r>
             <w:r>
               <w:rPr>
                 <w:rFonts w:ascii="TH SarabunIT๙" w:hAnsi="TH SarabunIT๙" w:cs="TH SarabunIT๙" w:hint="cs"/>
                 <w:color w:val="000000"/>
               </w:rPr>
-              <w:t xml:space="preserve">- </w:t>
+              <w:t xml:space="preserve"/>
             </w:r>
             <w:r>
               <w:rPr>
@@ -3779,7 +3779,7 @@
                 <w:color w:val="000000"/>
                 <w:cs/>
               </w:rPr>
-              <w:t>๗๑)</w:t>
+              <w:t/>
             </w:r>
           </w:p>
         </w:tc>
